--- a/klagomål/A 4724-2024 FSC-klagomål.docx
+++ b/klagomål/A 4724-2024 FSC-klagomål.docx
@@ -990,7 +990,7 @@
     <w:r>
       <w:tab/>
       <w:tab/>
-      <w:t>2026-06-18</w:t>
+      <w:t>2026-06-19</w:t>
       <w:br/>
       <w:br/>
     </w:r>

--- a/klagomål/A 4724-2024 FSC-klagomål.docx
+++ b/klagomål/A 4724-2024 FSC-klagomål.docx
@@ -990,7 +990,7 @@
     <w:r>
       <w:tab/>
       <w:tab/>
-      <w:t>2026-06-19</w:t>
+      <w:t>2026-06-20</w:t>
       <w:br/>
       <w:br/>
     </w:r>

--- a/klagomål/A 4724-2024 FSC-klagomål.docx
+++ b/klagomål/A 4724-2024 FSC-klagomål.docx
@@ -168,38 +168,7 @@
     </w:p>
     <w:p>
       <w:r>
-        <w:t>Detta dokument behandlar höga naturvärden i avverkningsanmälan A 4724-2024 i Flens kommun som inkom 2024-02-06 och omfattar 2,2 ha.</w:t>
-      </w:r>
-    </w:p>
-    <w:p>
-      <w:r>
-        <w:t>Nedan presenteras fynd av naturvårdsarter och fridlysta arter som gjorts i det avverkningsanmälda området, samt relevanta utdrag ur standarderna för FSC, Chain of Custody, Controlled Wood och PEFC. I BILAGA 1 finns artfakta om fridlysta arter.</w:t>
-      </w:r>
-    </w:p>
-    <w:p>
-      <w:r>
-        <w:t>Vi förväntar oss att ni återkommer med ett skriftligt svar på vårt klagomål och även beskriver vilka korrigerande åtgärder ni satt in för att rätta till identifierade brister i er efterlevnad av den svenska FSC standarden.</w:t>
-      </w:r>
-    </w:p>
-    <w:p>
-      <w:pPr>
-        <w:pStyle w:val="Heading1"/>
-      </w:pPr>
-      <w:r>
-        <w:t>Naturvårdsarter</w:t>
-      </w:r>
-    </w:p>
-    <w:p>
-      <w:r>
-        <w:t>Inom 24 meter från avverkningsanmälan har följande 18 naturvårdsarter hittats: grönfink (VU, §4), igelkott (VU), stare (VU, §4), tornseglare (VU, §4), entita (NT, T, §4), gulsparv (NT, §4), sädesärla (NT, §4), talltita (NT, §4), bergfink (T, §4), gröngöling (§4), grönsiska (§4), kråka (§4), röd glada (§4), svartvit flugsnappare (§4), trana (§4), trädlärka (§4), törnskata (§4) och ärtsångare (§4). Av dessa är 8 rödlistade. För rödlistade arter har rödlistekategorin angivits inom parentes. Typiska arter inom Natura 2000 som är kopplade till skogsekosystem har markerats med (T). För fridlysta arter anges även paragrafen i Artskyddsförordningen som arten är fridlyst enligt.</w:t>
-      </w:r>
-    </w:p>
-    <w:p>
-      <w:r>
-        <w:t>De påträffade naturvårdsarterna är ett tydligt kvitto på att det rör sig om en skog med höga naturvärden.</w:t>
-      </w:r>
-      <w:r>
-        <w:t xml:space="preserve"> I Figur 1 visas fyndplatser för naturvårdsarter i området, som finns registrerade på Artportalen.</w:t>
+        <w:t>Detta klagomål behandlar höga naturvärden i avverkningsanmälan A 4724-2024 i Flens kommun som inkom 2024-02-06 och omfattar 2,2 ha.</w:t>
       </w:r>
     </w:p>
     <w:p>
@@ -209,7 +178,7 @@
       <w:r>
         <w:drawing>
           <wp:inline xmlns:a="http://schemas.openxmlformats.org/drawingml/2006/main" xmlns:pic="http://schemas.openxmlformats.org/drawingml/2006/picture">
-            <wp:extent cx="5244639" cy="5688000"/>
+            <wp:extent cx="5277833" cy="5724000"/>
             <wp:docPr id="1" name="Picture 1"/>
             <wp:cNvGraphicFramePr>
               <a:graphicFrameLocks noChangeAspect="1"/>
@@ -230,7 +199,7 @@
                   <pic:spPr>
                     <a:xfrm>
                       <a:off x="0" y="0"/>
-                      <a:ext cx="5244639" cy="5688000"/>
+                      <a:ext cx="5277833" cy="5724000"/>
                     </a:xfrm>
                     <a:prstGeom prst="rect"/>
                   </pic:spPr>
@@ -247,34 +216,77 @@
         <w:spacing w:after="240"/>
       </w:pPr>
       <w:r>
-        <w:t>Figur 1. Fyndplatser för naturvårdsarter inom 24 meter från avverkningsanmälan (röd linje). Markörer utan svart kant är placerade på fyndplatsen. Markörer med svart kant är placerade vid sidan av fyndplatsen och har ett svart streck som visar fyndplatsens exakta position. Kartans mittpunktskoordinat är N 6550453, E 587372 i SWEREF 99 TM.</w:t>
+        <w:t>Figur 1. Fyndplatser för naturvårdsarter inom 24 meter från avverkningsanmälan. Markörer utan svart kant är placerade på fyndplatsen. Markörer med svart kant är placerade vid sidan av fyndplatsen har ett svart streck som visar fyndplatsens exakta position. Kartans mittpunktskoordinat är N 6550453, E 587372 i SWEREF 99 TM.</w:t>
+      </w:r>
+    </w:p>
+    <w:p>
+      <w:r>
+        <w:t>Inom 24 meter från avverkningsanmälan finns fynd av 18 naturvårdsarter, varav 8 är rödlistade, 17 är fridlysta och 2 är typiska (T): grönfink (VU, §4), igelkott (VU), stare (VU, §4), tornseglare (VU, §4), entita (NT, T, §4), gulsparv (NT, §4), sädesärla (NT, §4), talltita (NT, §4), bergfink (T, §4), gröngöling (§4), grönsiska (§4), kråka (§4), röd glada (§4), svartvit flugsnappare (§4), trana (§4), trädlärka (§4), törnskata (§4) och ärtsångare (§4). Se Figur 1.</w:t>
+      </w:r>
+    </w:p>
+    <w:p>
+      <w:r>
+        <w:t>Nedan presenteras relevanta utdrag ur standarderna för FSC, Chain of Custody, Controlled Wood och PEFC.</w:t>
+      </w:r>
+    </w:p>
+    <w:p>
+      <w:r>
+        <w:t>Vi förväntar oss att ni återkommer med ett skriftligt svar på vårt klagomål och även beskriver vilka korrigerande åtgärder ni satt in för att rätta till identifierade brister i er efterlevnad av den svenska FSC standarden.</w:t>
       </w:r>
     </w:p>
     <w:p>
       <w:pPr>
-        <w:pStyle w:val="Heading2"/>
+        <w:pStyle w:val="Heading1"/>
       </w:pPr>
       <w:r>
-        <w:t>Fridlysta arter</w:t>
+        <w:t>Naturvårdsarter och fridlysta arter</w:t>
       </w:r>
     </w:p>
     <w:p>
       <w:r>
-        <w:t>Följande fridlysta arter har sina livsmiljöer och växtplatser i den avverkningsanmälda skogen: grönfink (VU, §4), stare (VU, §4), tornseglare (VU, §4), entita (NT, T, §4), gulsparv (NT, §4), sädesärla (NT, §4), talltita (NT, §4), bergfink (T, §4), gröngöling (§4), grönsiska (§4), kråka (§4), röd glada (§4), svartvit flugsnappare (§4), trana (§4), trädlärka (§4), törnskata (§4) och ärtsångare (§4).</w:t>
+        <w:t>Nedan följer beskrivningar av de naturvårdsarter och fridlysta arter som har sina livsmiljöer och växtplatser i den avverkningsanmälda skogen. Se även ytterligare artfakta i BILAGA 1. De påträffade naturvårdsarterna är ett tydligt kvitto på att det rör sig om en skog med höga naturvärden.</w:t>
       </w:r>
     </w:p>
     <w:p>
       <w:r>
-        <w:t xml:space="preserve">Observera att medlemsländerna är skyldiga att agera i enlighet med EU:s fågeldirektiv där det uttryckligen står att direktivet gäller för fåglar samt för deras ägg, bon och </w:t>
+        <w:rPr>
+          <w:b/>
+        </w:rPr>
+        <w:t>Tornseglare (VU, §4)</w:t>
       </w:r>
+      <w:r>
+        <w:t xml:space="preserve"> har minskat med 40 (30–50) % under de senaste 24 åren och minskningstakten överstiger gränsvärdet för sårbar (VU). Tornseglaren är en typisk hålhäckare som numera huvudsakligen är knuten till mänsklig bebyggelse. En mindre andel av beståndet häckar i mer ursprungliga miljöer, i första hand i gamla hackspetthål (främst spillkråkehål) och andra typer av håligheter i träd, men även i klippskrevor. I de inre delarna av de två nordligaste länen (Lappland) häckar den huvudsakligen i ren skogsmiljö, framförallt i gammal gles tallskog. För de tornseglare som häckar i träd i Norrlands inland har situationen sannolikt försämrats till följd av minskad mängd hålträd och av stora arealer tät produktionsskog. När arten förekommer i sluten skog handlar det ofta om skyddsvärda skogsmiljöer med äldre tallskog av naturskogskaraktär (SLU Artdatabanken, 2026; Skogsstyrelsen, 2016).</w:t>
+      </w:r>
+    </w:p>
+    <w:p>
       <w:r>
         <w:rPr>
           <w:b/>
         </w:rPr>
-        <w:t xml:space="preserve">livsmiljöer </w:t>
+        <w:t>Entita (NT, §4)</w:t>
       </w:r>
       <w:r>
-        <w:t>(artikel 1). Vidare att de åtgärder som vidtas inte får leda till en försämring av den nuvarande situationen beträffande bevarandet av de fågelarter som avses i artikel 1 (artikel 13). Fågeldirektivet är styrande för tillsynsansvariga myndigheters ärendehantering, ställningstaganden och beslutsfattande.</w:t>
+        <w:t xml:space="preserve">, rödlistad som nära hotad och prioriterad art i Skogsvårdslagen, har häckningsrevir i anmälan. Minskningstakten innevarande 10-årsperiod beräknas till 20 (10–30) % och bedöms vara nära gränsvärdet för Sårbar (VU). Entitan är ortstrogen och reviret är i genomsnitt omkring 5 hektar, ibland uppåt 20 hektar stort. Entitan är en utpräglad lövskogsfågel som föredrar flerskiktade, gärna högvuxna skogar med inslag av äldre träd och välutvecklat buskskikt. Även alkärr med videsnår hör till de miljöer som utnyttjas. Arten häckar ofta i skogar som är svagt eller inte alls påverkade av skogsbruk, ofta rör det sig om värdekärnor med höga naturvärden. Entitan missgynnas av konventionellt skogsbruk och dess ortstrohet och dåliga spridningsförmåga gör den känslig för fragmentering. Entita är typisk art för </w:t>
+      </w:r>
+      <w:r>
+        <w:rPr>
+          <w:i/>
+        </w:rPr>
+        <w:t>9080 Lövsumpskog</w:t>
+      </w:r>
+      <w:r>
+        <w:t xml:space="preserve"> (Skogsstyrelsen, 2016, SLU Artdatabanken, 2021).</w:t>
+      </w:r>
+    </w:p>
+    <w:p>
+      <w:r>
+        <w:rPr>
+          <w:b/>
+        </w:rPr>
+        <w:t>Talltita (NT, §4)</w:t>
+      </w:r>
+      <w:r>
+        <w:t>, rödlistad som nära hotad och prioriterad art i Skogsvårdslagen, har häckningsrevir i anmälan. Arten har minskat kraftigt de senaste 30 åren och minskningstakten innevarande 10-årsperiod beräknas till 20 (10–30) %. Talltitan är synnerligen trogen sitt cirka 15 hektar stora revir och är beroende av flerskiktade olikåldriga skogar för att kunna föda upp sina ungar. Talltitan försvinner om dess livsmiljö kalavverkas (Eggers &amp; Low, 2014; Ekman, 1979; Griesser et al, 2007; Klein, 2020; Siffczyk et al, 2003; SLU Artdatabanken, 2021).</w:t>
       </w:r>
     </w:p>
     <w:p>
@@ -302,65 +314,10 @@
         <w:rPr>
           <w:b/>
         </w:rPr>
-        <w:t>Entita (NT, §4)</w:t>
-      </w:r>
-      <w:r>
-        <w:t xml:space="preserve">, rödlistad som nära hotad och prioriterad art i Skogsvårdslagen, har häckningsrevir i anmälan. Minskningstakten innevarande 10-årsperiod beräknas till 20 (10–30) % och bedöms vara nära gränsvärdet för Sårbar (VU). Entitan är ortstrogen och reviret är i genomsnitt omkring 5 hektar, ibland uppåt 20 hektar stort. Entitan är en utpräglad lövskogsfågel som föredrar flerskiktade, gärna högvuxna skogar med inslag av äldre träd och välutvecklat buskskikt. Även alkärr med videsnår hör till de miljöer som utnyttjas. Arten häckar ofta i skogar som är svagt eller inte alls påverkade av skogsbruk, ofta rör det sig om värdekärnor med höga naturvärden. Entitan missgynnas av konventionellt skogsbruk och dess ortstrohet och dåliga spridningsförmåga gör den känslig för fragmentering. Entita är typisk art för </w:t>
-      </w:r>
-      <w:r>
-        <w:rPr>
-          <w:i/>
-        </w:rPr>
-        <w:t>9080 Lövsumpskog</w:t>
-      </w:r>
-      <w:r>
-        <w:t xml:space="preserve"> (Skogsstyrelsen, 2016, SLU Artdatabanken, 2021).</w:t>
-      </w:r>
-    </w:p>
-    <w:p>
-      <w:r>
-        <w:rPr>
-          <w:b/>
-        </w:rPr>
         <w:t>Röd glada (§4)</w:t>
       </w:r>
       <w:r>
         <w:t xml:space="preserve"> är fridlyst enligt 4§ artskyddsförordningen och upptagen i bilaga 1 EU:s fågeldirektiv. Den häckar gärna i omväxlande landskap med mosaik av öppna marker och skogar. Tidigare studier har visat en förkärlek för att häcka nära sjöar, och häckningsframgången var också högre hos par som häckade nära vatten. Boet läggs i träd, ofta högt och vanligen nära skogsbryn. Missgynnas av skogliga åtgärder som lämnar boet allt för exponerat, främst genom för smala skyddszoner och för omfattande gallring. Lämna en skyddszon kring boplatser vid avverkning eller andra skogliga åtgärder. Bredden på skyddszonen beror på platsen, men som tumregel ska den ska vara så bred att boplatsen inte är väsentligt mer exponerad för insyn än tidigare. Spara samtliga träd med större risbon, även sådana där boet ser obebott ut. Avstå att avverka äldre lövdominerade bestånd, främst i anslutning till öppen jordbruksmark (SLU Artdatabanken, 2024; Skogsstyrelsen, 2016).</w:t>
-      </w:r>
-    </w:p>
-    <w:p>
-      <w:r>
-        <w:rPr>
-          <w:b/>
-        </w:rPr>
-        <w:t>Talltita (NT, §4)</w:t>
-      </w:r>
-      <w:r>
-        <w:t>, rödlistad som nära hotad och prioriterad art i Skogsvårdslagen, har häckningsrevir i anmälan. Arten har minskat kraftigt de senaste 30 åren och minskningstakten innevarande 10-årsperiod beräknas till 20 (10–30) %. Talltitan är synnerligen trogen sitt cirka 15 hektar stora revir och är beroende av flerskiktade olikåldriga skogar för att kunna föda upp sina ungar. Talltitan försvinner om dess livsmiljö kalavverkas (Eggers &amp; Low, 2014; Ekman, 1979; Griesser et al, 2007; Klein, 2020; Siffczyk et al, 2003; SLU Artdatabanken, 2021).</w:t>
-      </w:r>
-    </w:p>
-    <w:p>
-      <w:r>
-        <w:rPr>
-          <w:b/>
-        </w:rPr>
-        <w:t>Tornseglare (VU, §4)</w:t>
-      </w:r>
-      <w:r>
-        <w:t xml:space="preserve"> har minskat med 40 (30–50) % under de senaste 24 åren och minskningstakten överstiger gränsvärdet för sårbar (VU). Tornseglaren är en typisk hålhäckare som numera huvudsakligen är knuten till mänsklig bebyggelse. En mindre andel av beståndet häckar i mer ursprungliga miljöer, i första hand i gamla hackspetthål (främst spillkråkehål) och andra typer av håligheter i träd, men även i klippskrevor. I de inre delarna av de två nordligaste länen (Lappland) häckar den huvudsakligen i ren skogsmiljö, framförallt i gammal gles tallskog. För de tornseglare som häckar i träd i Norrlands inland har situationen sannolikt försämrats till följd av minskad mängd hålträd och av stora arealer tät produktionsskog. När arten förekommer i sluten skog handlar det ofta om skyddsvärda skogsmiljöer med äldre tallskog av naturskogskaraktär (SLU Artdatabanken, 2026; Skogsstyrelsen, 2016).</w:t>
-      </w:r>
-    </w:p>
-    <w:p>
-      <w:r>
-        <w:t>I BILAGA 1 finns mer detaljerad information om ekologi samt krav på livsmiljö hos fridlysta arter.</w:t>
-      </w:r>
-    </w:p>
-    <w:p>
-      <w:pPr>
-        <w:pStyle w:val="Heading2"/>
-      </w:pPr>
-      <w:r>
-        <w:t>Övriga naturvårdsarter</w:t>
       </w:r>
     </w:p>
     <w:p>
@@ -990,7 +947,7 @@
     <w:r>
       <w:tab/>
       <w:tab/>
-      <w:t>2026-06-20</w:t>
+      <w:t>2026-06-21</w:t>
       <w:br/>
       <w:br/>
     </w:r>

--- a/klagomål/A 4724-2024 FSC-klagomål.docx
+++ b/klagomål/A 4724-2024 FSC-klagomål.docx
@@ -947,7 +947,7 @@
     <w:r>
       <w:tab/>
       <w:tab/>
-      <w:t>2026-06-21</w:t>
+      <w:t>2026-06-22</w:t>
       <w:br/>
       <w:br/>
     </w:r>

--- a/klagomål/A 4724-2024 FSC-klagomål.docx
+++ b/klagomål/A 4724-2024 FSC-klagomål.docx
@@ -947,7 +947,7 @@
     <w:r>
       <w:tab/>
       <w:tab/>
-      <w:t>2026-06-22</w:t>
+      <w:t>2026-06-23</w:t>
       <w:br/>
       <w:br/>
     </w:r>

--- a/klagomål/A 4724-2024 FSC-klagomål.docx
+++ b/klagomål/A 4724-2024 FSC-klagomål.docx
@@ -947,7 +947,7 @@
     <w:r>
       <w:tab/>
       <w:tab/>
-      <w:t>2026-06-23</w:t>
+      <w:t>2026-06-24</w:t>
       <w:br/>
       <w:br/>
     </w:r>

--- a/klagomål/A 4724-2024 FSC-klagomål.docx
+++ b/klagomål/A 4724-2024 FSC-klagomål.docx
@@ -947,7 +947,7 @@
     <w:r>
       <w:tab/>
       <w:tab/>
-      <w:t>2026-06-24</w:t>
+      <w:t>2026-06-25</w:t>
       <w:br/>
       <w:br/>
     </w:r>

--- a/klagomål/A 4724-2024 FSC-klagomål.docx
+++ b/klagomål/A 4724-2024 FSC-klagomål.docx
@@ -947,7 +947,7 @@
     <w:r>
       <w:tab/>
       <w:tab/>
-      <w:t>2026-06-25</w:t>
+      <w:t>2026-06-26</w:t>
       <w:br/>
       <w:br/>
     </w:r>

--- a/klagomål/A 4724-2024 FSC-klagomål.docx
+++ b/klagomål/A 4724-2024 FSC-klagomål.docx
@@ -947,7 +947,7 @@
     <w:r>
       <w:tab/>
       <w:tab/>
-      <w:t>2026-06-26</w:t>
+      <w:t>2026-06-27</w:t>
       <w:br/>
       <w:br/>
     </w:r>

--- a/klagomål/A 4724-2024 FSC-klagomål.docx
+++ b/klagomål/A 4724-2024 FSC-klagomål.docx
@@ -947,7 +947,7 @@
     <w:r>
       <w:tab/>
       <w:tab/>
-      <w:t>2026-06-27</w:t>
+      <w:t>2026-06-28</w:t>
       <w:br/>
       <w:br/>
     </w:r>

--- a/klagomål/A 4724-2024 FSC-klagomål.docx
+++ b/klagomål/A 4724-2024 FSC-klagomål.docx
@@ -947,7 +947,7 @@
     <w:r>
       <w:tab/>
       <w:tab/>
-      <w:t>2026-06-28</w:t>
+      <w:t>2026-06-29</w:t>
       <w:br/>
       <w:br/>
     </w:r>

--- a/klagomål/A 4724-2024 FSC-klagomål.docx
+++ b/klagomål/A 4724-2024 FSC-klagomål.docx
@@ -947,7 +947,7 @@
     <w:r>
       <w:tab/>
       <w:tab/>
-      <w:t>2026-06-29</w:t>
+      <w:t>2026-06-30</w:t>
       <w:br/>
       <w:br/>
     </w:r>

--- a/klagomål/A 4724-2024 FSC-klagomål.docx
+++ b/klagomål/A 4724-2024 FSC-klagomål.docx
@@ -947,7 +947,7 @@
     <w:r>
       <w:tab/>
       <w:tab/>
-      <w:t>2026-06-30</w:t>
+      <w:t>2026-07-01</w:t>
       <w:br/>
       <w:br/>
     </w:r>

--- a/klagomål/A 4724-2024 FSC-klagomål.docx
+++ b/klagomål/A 4724-2024 FSC-klagomål.docx
@@ -947,7 +947,7 @@
     <w:r>
       <w:tab/>
       <w:tab/>
-      <w:t>2026-07-01</w:t>
+      <w:t>2026-07-02</w:t>
       <w:br/>
       <w:br/>
     </w:r>

--- a/klagomål/A 4724-2024 FSC-klagomål.docx
+++ b/klagomål/A 4724-2024 FSC-klagomål.docx
@@ -947,7 +947,7 @@
     <w:r>
       <w:tab/>
       <w:tab/>
-      <w:t>2026-07-13</w:t>
+      <w:t>2026-07-14</w:t>
       <w:br/>
       <w:br/>
     </w:r>

--- a/klagomål/A 4724-2024 FSC-klagomål.docx
+++ b/klagomål/A 4724-2024 FSC-klagomål.docx
@@ -947,7 +947,7 @@
     <w:r>
       <w:tab/>
       <w:tab/>
-      <w:t>2026-07-14</w:t>
+      <w:t>2026-07-15</w:t>
       <w:br/>
       <w:br/>
     </w:r>

--- a/klagomål/A 4724-2024 FSC-klagomål.docx
+++ b/klagomål/A 4724-2024 FSC-klagomål.docx
@@ -947,7 +947,7 @@
     <w:r>
       <w:tab/>
       <w:tab/>
-      <w:t>2026-07-15</w:t>
+      <w:t>2026-07-16</w:t>
       <w:br/>
       <w:br/>
     </w:r>

--- a/klagomål/A 4724-2024 FSC-klagomål.docx
+++ b/klagomål/A 4724-2024 FSC-klagomål.docx
@@ -947,7 +947,7 @@
     <w:r>
       <w:tab/>
       <w:tab/>
-      <w:t>2026-07-16</w:t>
+      <w:t>2026-07-17</w:t>
       <w:br/>
       <w:br/>
     </w:r>

--- a/klagomål/A 4724-2024 FSC-klagomål.docx
+++ b/klagomål/A 4724-2024 FSC-klagomål.docx
@@ -947,7 +947,7 @@
     <w:r>
       <w:tab/>
       <w:tab/>
-      <w:t>2026-07-17</w:t>
+      <w:t>2026-07-18</w:t>
       <w:br/>
       <w:br/>
     </w:r>

--- a/klagomål/A 4724-2024 FSC-klagomål.docx
+++ b/klagomål/A 4724-2024 FSC-klagomål.docx
@@ -947,7 +947,7 @@
     <w:r>
       <w:tab/>
       <w:tab/>
-      <w:t>2026-07-18</w:t>
+      <w:t>2026-07-19</w:t>
       <w:br/>
       <w:br/>
     </w:r>

--- a/klagomål/A 4724-2024 FSC-klagomål.docx
+++ b/klagomål/A 4724-2024 FSC-klagomål.docx
@@ -947,7 +947,7 @@
     <w:r>
       <w:tab/>
       <w:tab/>
-      <w:t>2026-07-19</w:t>
+      <w:t>2026-07-20</w:t>
       <w:br/>
       <w:br/>
     </w:r>

--- a/klagomål/A 4724-2024 FSC-klagomål.docx
+++ b/klagomål/A 4724-2024 FSC-klagomål.docx
@@ -947,7 +947,7 @@
     <w:r>
       <w:tab/>
       <w:tab/>
-      <w:t>2026-07-20</w:t>
+      <w:t>2026-07-21</w:t>
       <w:br/>
       <w:br/>
     </w:r>

--- a/klagomål/A 4724-2024 FSC-klagomål.docx
+++ b/klagomål/A 4724-2024 FSC-klagomål.docx
@@ -947,7 +947,7 @@
     <w:r>
       <w:tab/>
       <w:tab/>
-      <w:t>2026-07-21</w:t>
+      <w:t>2026-07-22</w:t>
       <w:br/>
       <w:br/>
     </w:r>

--- a/klagomål/A 4724-2024 FSC-klagomål.docx
+++ b/klagomål/A 4724-2024 FSC-klagomål.docx
@@ -947,7 +947,7 @@
     <w:r>
       <w:tab/>
       <w:tab/>
-      <w:t>2026-07-22</w:t>
+      <w:t>2026-07-23</w:t>
       <w:br/>
       <w:br/>
     </w:r>

--- a/klagomål/A 4724-2024 FSC-klagomål.docx
+++ b/klagomål/A 4724-2024 FSC-klagomål.docx
@@ -947,7 +947,7 @@
     <w:r>
       <w:tab/>
       <w:tab/>
-      <w:t>2026-07-23</w:t>
+      <w:t>2026-07-24</w:t>
       <w:br/>
       <w:br/>
     </w:r>

--- a/klagomål/A 4724-2024 FSC-klagomål.docx
+++ b/klagomål/A 4724-2024 FSC-klagomål.docx
@@ -947,7 +947,7 @@
     <w:r>
       <w:tab/>
       <w:tab/>
-      <w:t>2026-07-24</w:t>
+      <w:t>2026-07-25</w:t>
       <w:br/>
       <w:br/>
     </w:r>

--- a/klagomål/A 4724-2024 FSC-klagomål.docx
+++ b/klagomål/A 4724-2024 FSC-klagomål.docx
@@ -947,7 +947,7 @@
     <w:r>
       <w:tab/>
       <w:tab/>
-      <w:t>2026-07-25</w:t>
+      <w:t>2026-07-26</w:t>
       <w:br/>
       <w:br/>
     </w:r>

--- a/klagomål/A 4724-2024 FSC-klagomål.docx
+++ b/klagomål/A 4724-2024 FSC-klagomål.docx
@@ -947,7 +947,7 @@
     <w:r>
       <w:tab/>
       <w:tab/>
-      <w:t>2026-07-26</w:t>
+      <w:t>2026-07-27</w:t>
       <w:br/>
       <w:br/>
     </w:r>

--- a/klagomål/A 4724-2024 FSC-klagomål.docx
+++ b/klagomål/A 4724-2024 FSC-klagomål.docx
@@ -947,7 +947,7 @@
     <w:r>
       <w:tab/>
       <w:tab/>
-      <w:t>2026-07-27</w:t>
+      <w:t>2026-07-28</w:t>
       <w:br/>
       <w:br/>
     </w:r>

--- a/klagomål/A 4724-2024 FSC-klagomål.docx
+++ b/klagomål/A 4724-2024 FSC-klagomål.docx
@@ -947,7 +947,7 @@
     <w:r>
       <w:tab/>
       <w:tab/>
-      <w:t>2026-07-28</w:t>
+      <w:t>2026-07-29</w:t>
       <w:br/>
       <w:br/>
     </w:r>

--- a/klagomål/A 4724-2024 FSC-klagomål.docx
+++ b/klagomål/A 4724-2024 FSC-klagomål.docx
@@ -947,7 +947,7 @@
     <w:r>
       <w:tab/>
       <w:tab/>
-      <w:t>2026-07-29</w:t>
+      <w:t>2026-07-30</w:t>
       <w:br/>
       <w:br/>
     </w:r>

--- a/klagomål/A 4724-2024 FSC-klagomål.docx
+++ b/klagomål/A 4724-2024 FSC-klagomål.docx
@@ -947,7 +947,7 @@
     <w:r>
       <w:tab/>
       <w:tab/>
-      <w:t>2026-07-30</w:t>
+      <w:t>2026-07-31</w:t>
       <w:br/>
       <w:br/>
     </w:r>

--- a/klagomål/A 4724-2024 FSC-klagomål.docx
+++ b/klagomål/A 4724-2024 FSC-klagomål.docx
@@ -947,7 +947,7 @@
     <w:r>
       <w:tab/>
       <w:tab/>
-      <w:t>2026-07-31</w:t>
+      <w:t>2026-08-01</w:t>
       <w:br/>
       <w:br/>
     </w:r>

--- a/klagomål/A 4724-2024 FSC-klagomål.docx
+++ b/klagomål/A 4724-2024 FSC-klagomål.docx
@@ -947,7 +947,7 @@
     <w:r>
       <w:tab/>
       <w:tab/>
-      <w:t>2026-08-01</w:t>
+      <w:t>2026-08-02</w:t>
       <w:br/>
       <w:br/>
     </w:r>

--- a/klagomål/A 4724-2024 FSC-klagomål.docx
+++ b/klagomål/A 4724-2024 FSC-klagomål.docx
@@ -947,7 +947,7 @@
     <w:r>
       <w:tab/>
       <w:tab/>
-      <w:t>2026-08-02</w:t>
+      <w:t>2026-08-03</w:t>
       <w:br/>
       <w:br/>
     </w:r>

--- a/klagomål/A 4724-2024 FSC-klagomål.docx
+++ b/klagomål/A 4724-2024 FSC-klagomål.docx
@@ -947,7 +947,7 @@
     <w:r>
       <w:tab/>
       <w:tab/>
-      <w:t>2026-08-03</w:t>
+      <w:t>2026-08-05</w:t>
       <w:br/>
       <w:br/>
     </w:r>

--- a/klagomål/A 4724-2024 FSC-klagomål.docx
+++ b/klagomål/A 4724-2024 FSC-klagomål.docx
@@ -947,7 +947,7 @@
     <w:r>
       <w:tab/>
       <w:tab/>
-      <w:t>2026-08-05</w:t>
+      <w:t>2026-08-07</w:t>
       <w:br/>
       <w:br/>
     </w:r>

--- a/klagomål/A 4724-2024 FSC-klagomål.docx
+++ b/klagomål/A 4724-2024 FSC-klagomål.docx
@@ -947,7 +947,7 @@
     <w:r>
       <w:tab/>
       <w:tab/>
-      <w:t>2026-08-07</w:t>
+      <w:t>2026-08-08</w:t>
       <w:br/>
       <w:br/>
     </w:r>

--- a/klagomål/A 4724-2024 FSC-klagomål.docx
+++ b/klagomål/A 4724-2024 FSC-klagomål.docx
@@ -216,7 +216,7 @@
         <w:spacing w:after="240"/>
       </w:pPr>
       <w:r>
-        <w:t>Figur 1. Fyndplatser för naturvårdsarter inom 24 meter från avverkningsanmälan. Markörer utan svart kant är placerade på fyndplatsen. Markörer med svart kant är placerade vid sidan av fyndplatsen har ett svart streck som visar fyndplatsens exakta position. Kartans mittpunktskoordinat är N 6550453, E 587372 i SWEREF 99 TM.</w:t>
+        <w:t>Figur 1. Fyndplatser för naturvårdsarter inom 24 meter från avverkningsanmälan. Markörer utan svart kant är placerade på fyndplatsen. Markörer med svart kant är placerade vid sidan av fyndplatsen och har ett svart streck som visar fyndplatsens exakta position. Kartans mittpunktskoordinat är N 6550453, E 587372 i SWEREF 99 TM.</w:t>
       </w:r>
     </w:p>
     <w:p>
@@ -947,7 +947,7 @@
     <w:r>
       <w:tab/>
       <w:tab/>
-      <w:t>2026-08-14</w:t>
+      <w:t>2026-08-15</w:t>
       <w:br/>
       <w:br/>
     </w:r>

--- a/klagomål/A 4724-2024 FSC-klagomål.docx
+++ b/klagomål/A 4724-2024 FSC-klagomål.docx
@@ -947,7 +947,7 @@
     <w:r>
       <w:tab/>
       <w:tab/>
-      <w:t>2026-08-15</w:t>
+      <w:t>2026-08-16</w:t>
       <w:br/>
       <w:br/>
     </w:r>

--- a/klagomål/A 4724-2024 FSC-klagomål.docx
+++ b/klagomål/A 4724-2024 FSC-klagomål.docx
@@ -947,7 +947,7 @@
     <w:r>
       <w:tab/>
       <w:tab/>
-      <w:t>2026-08-16</w:t>
+      <w:t>2026-08-17</w:t>
       <w:br/>
       <w:br/>
     </w:r>

--- a/klagomål/A 4724-2024 FSC-klagomål.docx
+++ b/klagomål/A 4724-2024 FSC-klagomål.docx
@@ -947,7 +947,7 @@
     <w:r>
       <w:tab/>
       <w:tab/>
-      <w:t>2026-08-17</w:t>
+      <w:t>2026-08-18</w:t>
       <w:br/>
       <w:br/>
     </w:r>

--- a/klagomål/A 4724-2024 FSC-klagomål.docx
+++ b/klagomål/A 4724-2024 FSC-klagomål.docx
@@ -947,7 +947,7 @@
     <w:r>
       <w:tab/>
       <w:tab/>
-      <w:t>2026-08-18</w:t>
+      <w:t>2026-08-19</w:t>
       <w:br/>
       <w:br/>
     </w:r>

--- a/klagomål/A 4724-2024 FSC-klagomål.docx
+++ b/klagomål/A 4724-2024 FSC-klagomål.docx
@@ -947,7 +947,7 @@
     <w:r>
       <w:tab/>
       <w:tab/>
-      <w:t>2026-08-19</w:t>
+      <w:t>2026-08-20</w:t>
       <w:br/>
       <w:br/>
     </w:r>

--- a/klagomål/A 4724-2024 FSC-klagomål.docx
+++ b/klagomål/A 4724-2024 FSC-klagomål.docx
@@ -947,7 +947,7 @@
     <w:r>
       <w:tab/>
       <w:tab/>
-      <w:t>2026-08-20</w:t>
+      <w:t>2026-08-21</w:t>
       <w:br/>
       <w:br/>
     </w:r>

--- a/klagomål/A 4724-2024 FSC-klagomål.docx
+++ b/klagomål/A 4724-2024 FSC-klagomål.docx
@@ -947,7 +947,7 @@
     <w:r>
       <w:tab/>
       <w:tab/>
-      <w:t>2026-08-21</w:t>
+      <w:t>2026-08-22</w:t>
       <w:br/>
       <w:br/>
     </w:r>

--- a/klagomål/A 4724-2024 FSC-klagomål.docx
+++ b/klagomål/A 4724-2024 FSC-klagomål.docx
@@ -947,7 +947,7 @@
     <w:r>
       <w:tab/>
       <w:tab/>
-      <w:t>2026-08-22</w:t>
+      <w:t>2026-08-23</w:t>
       <w:br/>
       <w:br/>
     </w:r>

--- a/klagomål/A 4724-2024 FSC-klagomål.docx
+++ b/klagomål/A 4724-2024 FSC-klagomål.docx
@@ -947,7 +947,7 @@
     <w:r>
       <w:tab/>
       <w:tab/>
-      <w:t>2026-08-23</w:t>
+      <w:t>2026-08-24</w:t>
       <w:br/>
       <w:br/>
     </w:r>

--- a/klagomål/A 4724-2024 FSC-klagomål.docx
+++ b/klagomål/A 4724-2024 FSC-klagomål.docx
@@ -947,7 +947,7 @@
     <w:r>
       <w:tab/>
       <w:tab/>
-      <w:t>2026-08-24</w:t>
+      <w:t>2026-08-25</w:t>
       <w:br/>
       <w:br/>
     </w:r>

--- a/klagomål/A 4724-2024 FSC-klagomål.docx
+++ b/klagomål/A 4724-2024 FSC-klagomål.docx
@@ -947,7 +947,7 @@
     <w:r>
       <w:tab/>
       <w:tab/>
-      <w:t>2026-08-25</w:t>
+      <w:t>2026-08-26</w:t>
       <w:br/>
       <w:br/>
     </w:r>

--- a/klagomål/A 4724-2024 FSC-klagomål.docx
+++ b/klagomål/A 4724-2024 FSC-klagomål.docx
@@ -947,7 +947,7 @@
     <w:r>
       <w:tab/>
       <w:tab/>
-      <w:t>2026-08-26</w:t>
+      <w:t>2026-08-27</w:t>
       <w:br/>
       <w:br/>
     </w:r>

--- a/klagomål/A 4724-2024 FSC-klagomål.docx
+++ b/klagomål/A 4724-2024 FSC-klagomål.docx
@@ -947,7 +947,7 @@
     <w:r>
       <w:tab/>
       <w:tab/>
-      <w:t>2026-08-27</w:t>
+      <w:t>2026-08-28</w:t>
       <w:br/>
       <w:br/>
     </w:r>

--- a/klagomål/A 4724-2024 FSC-klagomål.docx
+++ b/klagomål/A 4724-2024 FSC-klagomål.docx
@@ -947,7 +947,7 @@
     <w:r>
       <w:tab/>
       <w:tab/>
-      <w:t>2026-08-28</w:t>
+      <w:t>2026-08-29</w:t>
       <w:br/>
       <w:br/>
     </w:r>

--- a/klagomål/A 4724-2024 FSC-klagomål.docx
+++ b/klagomål/A 4724-2024 FSC-klagomål.docx
@@ -947,7 +947,7 @@
     <w:r>
       <w:tab/>
       <w:tab/>
-      <w:t>2026-08-29</w:t>
+      <w:t>2026-08-31</w:t>
       <w:br/>
       <w:br/>
     </w:r>

--- a/klagomål/A 4724-2024 FSC-klagomål.docx
+++ b/klagomål/A 4724-2024 FSC-klagomål.docx
@@ -947,7 +947,7 @@
     <w:r>
       <w:tab/>
       <w:tab/>
-      <w:t>2026-08-31</w:t>
+      <w:t>2026-09-01</w:t>
       <w:br/>
       <w:br/>
     </w:r>

--- a/klagomål/A 4724-2024 FSC-klagomål.docx
+++ b/klagomål/A 4724-2024 FSC-klagomål.docx
@@ -947,7 +947,7 @@
     <w:r>
       <w:tab/>
       <w:tab/>
-      <w:t>2026-09-01</w:t>
+      <w:t>2026-09-02</w:t>
       <w:br/>
       <w:br/>
     </w:r>

--- a/klagomål/A 4724-2024 FSC-klagomål.docx
+++ b/klagomål/A 4724-2024 FSC-klagomål.docx
@@ -947,7 +947,7 @@
     <w:r>
       <w:tab/>
       <w:tab/>
-      <w:t>2026-09-02</w:t>
+      <w:t>2026-09-03</w:t>
       <w:br/>
       <w:br/>
     </w:r>

--- a/klagomål/A 4724-2024 FSC-klagomål.docx
+++ b/klagomål/A 4724-2024 FSC-klagomål.docx
@@ -947,7 +947,7 @@
     <w:r>
       <w:tab/>
       <w:tab/>
-      <w:t>2026-09-03</w:t>
+      <w:t>2026-09-04</w:t>
       <w:br/>
       <w:br/>
     </w:r>

--- a/klagomål/A 4724-2024 FSC-klagomål.docx
+++ b/klagomål/A 4724-2024 FSC-klagomål.docx
@@ -947,7 +947,7 @@
     <w:r>
       <w:tab/>
       <w:tab/>
-      <w:t>2026-09-04</w:t>
+      <w:t>2026-09-05</w:t>
       <w:br/>
       <w:br/>
     </w:r>

--- a/klagomål/A 4724-2024 FSC-klagomål.docx
+++ b/klagomål/A 4724-2024 FSC-klagomål.docx
@@ -947,7 +947,7 @@
     <w:r>
       <w:tab/>
       <w:tab/>
-      <w:t>2026-09-05</w:t>
+      <w:t>2026-09-06</w:t>
       <w:br/>
       <w:br/>
     </w:r>

--- a/klagomål/A 4724-2024 FSC-klagomål.docx
+++ b/klagomål/A 4724-2024 FSC-klagomål.docx
@@ -947,7 +947,7 @@
     <w:r>
       <w:tab/>
       <w:tab/>
-      <w:t>2026-09-06</w:t>
+      <w:t>2026-09-07</w:t>
       <w:br/>
       <w:br/>
     </w:r>

--- a/klagomål/A 4724-2024 FSC-klagomål.docx
+++ b/klagomål/A 4724-2024 FSC-klagomål.docx
@@ -947,7 +947,7 @@
     <w:r>
       <w:tab/>
       <w:tab/>
-      <w:t>2026-09-07</w:t>
+      <w:t>2026-09-08</w:t>
       <w:br/>
       <w:br/>
     </w:r>

--- a/klagomål/A 4724-2024 FSC-klagomål.docx
+++ b/klagomål/A 4724-2024 FSC-klagomål.docx
@@ -947,7 +947,7 @@
     <w:r>
       <w:tab/>
       <w:tab/>
-      <w:t>2026-09-08</w:t>
+      <w:t>2026-09-09</w:t>
       <w:br/>
       <w:br/>
     </w:r>

--- a/klagomål/A 4724-2024 FSC-klagomål.docx
+++ b/klagomål/A 4724-2024 FSC-klagomål.docx
@@ -947,7 +947,7 @@
     <w:r>
       <w:tab/>
       <w:tab/>
-      <w:t>2026-09-09</w:t>
+      <w:t>2026-09-10</w:t>
       <w:br/>
       <w:br/>
     </w:r>

--- a/klagomål/A 4724-2024 FSC-klagomål.docx
+++ b/klagomål/A 4724-2024 FSC-klagomål.docx
@@ -947,7 +947,7 @@
     <w:r>
       <w:tab/>
       <w:tab/>
-      <w:t>2026-09-10</w:t>
+      <w:t>2026-09-11</w:t>
       <w:br/>
       <w:br/>
     </w:r>

--- a/klagomål/A 4724-2024 FSC-klagomål.docx
+++ b/klagomål/A 4724-2024 FSC-klagomål.docx
@@ -947,7 +947,7 @@
     <w:r>
       <w:tab/>
       <w:tab/>
-      <w:t>2026-09-11</w:t>
+      <w:t>2026-09-12</w:t>
       <w:br/>
       <w:br/>
     </w:r>
